--- a/site/assignments/Regression_Assignment_Solutions.docx
+++ b/site/assignments/Regression_Assignment_Solutions.docx
@@ -8021,6 +8021,1524 @@
           <w:sz w:val="21"/>
         </w:rPr>
         <w:t>, so price and demand are simultaneously determined and the regression coefficient on price would be hopelessly confounded. Only a randomised experiment — holding out a fraction of cell-buckets from the surge policy, or randomising the multiplier within a narrow band — can identify it. Full marks require naming the endogeneity, not merely saying "we need more data".</w:t>
+      </w:r>
+    </w:p>
+    <w:p>
+      <w:r>
+        <w:br w:type="page"/>
+      </w:r>
+    </w:p>
+    <w:p>
+      <w:pPr>
+        <w:keepNext/>
+        <w:spacing w:before="320" w:after="100"/>
+      </w:pPr>
+      <w:r>
+        <w:rPr>
+          <w:b/>
+          <w:color w:val="1F6F5C"/>
+          <w:sz w:val="34"/>
+        </w:rPr>
+        <w:t>Task 6 · Logistic regression</w:t>
+      </w:r>
+    </w:p>
+    <w:p>
+      <w:r>
+        <w:rPr>
+          <w:color w:val="1B1D1C"/>
+          <w:sz w:val="21"/>
+        </w:rPr>
+        <w:t xml:space="preserve">Label: </w:t>
+      </w:r>
+      <w:r>
+        <w:rPr>
+          <w:rFonts w:ascii="Consolas" w:hAnsi="Consolas"/>
+          <w:color w:val="2A4D43"/>
+          <w:sz w:val="19"/>
+        </w:rPr>
+        <w:t>high_surge = surge &gt; ₹100</w:t>
+      </w:r>
+      <w:r>
+        <w:rPr>
+          <w:color w:val="1B1D1C"/>
+          <w:sz w:val="21"/>
+        </w:rPr>
+        <w:t xml:space="preserve">. </w:t>
+      </w:r>
+      <w:r>
+        <w:rPr>
+          <w:b/>
+          <w:color w:val="1B1D1C"/>
+          <w:sz w:val="21"/>
+        </w:rPr>
+        <w:t>44 positives of 150</w:t>
+      </w:r>
+      <w:r>
+        <w:rPr>
+          <w:color w:val="1B1D1C"/>
+          <w:sz w:val="21"/>
+        </w:rPr>
+        <w:t xml:space="preserve"> in training and 16 of 50 in test, so the base rate — the accuracy of always predicting "no alert" — is </w:t>
+      </w:r>
+      <w:r>
+        <w:rPr>
+          <w:b/>
+          <w:color w:val="1B1D1C"/>
+          <w:sz w:val="21"/>
+        </w:rPr>
+        <w:t>70.7%</w:t>
+      </w:r>
+      <w:r>
+        <w:rPr>
+          <w:color w:val="1B1D1C"/>
+          <w:sz w:val="21"/>
+        </w:rPr>
+        <w:t xml:space="preserve"> on train and 68.0% on test.</w:t>
+      </w:r>
+    </w:p>
+    <w:tbl>
+      <w:tblPr>
+        <w:tblStyle w:val="TableGrid"/>
+        <w:tblW w:type="auto" w:w="0"/>
+        <w:tblLook w:firstColumn="1" w:firstRow="1" w:lastColumn="0" w:lastRow="0" w:noHBand="0" w:noVBand="1" w:val="04A0"/>
+      </w:tblPr>
+      <w:tblGrid>
+        <w:gridCol w:w="9648"/>
+      </w:tblGrid>
+      <w:tr>
+        <w:tc>
+          <w:tcPr>
+            <w:tcW w:type="dxa" w:w="9648"/>
+            <w:shd w:val="clear" w:fill="e3f1ec"/>
+          </w:tcPr>
+          <w:p>
+            <w:pPr>
+              <w:spacing w:after="40"/>
+            </w:pPr>
+            <w:r/>
+            <w:r>
+              <w:rPr>
+                <w:b/>
+                <w:color w:val="1F6F5C"/>
+                <w:sz w:val="17"/>
+              </w:rPr>
+              <w:t>STEP 6A · THE LEAST-SQUARES FAILURE</w:t>
+            </w:r>
+          </w:p>
+          <w:p>
+            <w:r>
+              <w:rPr>
+                <w:color w:val="1B1D1C"/>
+                <w:sz w:val="20"/>
+              </w:rPr>
+              <w:t xml:space="preserve">Least squares on the 0/1 label puts </w:t>
+            </w:r>
+            <w:r>
+              <w:rPr>
+                <w:b/>
+                <w:color w:val="1B1D1C"/>
+                <w:sz w:val="20"/>
+              </w:rPr>
+              <w:t>51 of 150</w:t>
+            </w:r>
+            <w:r>
+              <w:rPr>
+                <w:color w:val="1B1D1C"/>
+                <w:sz w:val="20"/>
+              </w:rPr>
+              <w:t xml:space="preserve"> fitted values outside [0, 1]. Those are not probabilities, and no amount of refitting makes them so: a linear function on an unbounded input is unbounded. Accept any answer that says this; reject answers that merely call the fit "worse".</w:t>
+            </w:r>
+          </w:p>
+        </w:tc>
+      </w:tr>
+    </w:tbl>
+    <w:p>
+      <w:pPr>
+        <w:spacing w:after="80"/>
+      </w:pPr>
+    </w:p>
+    <w:p>
+      <w:pPr>
+        <w:keepNext/>
+        <w:spacing w:before="320" w:after="100"/>
+      </w:pPr>
+      <w:r>
+        <w:rPr>
+          <w:b/>
+          <w:color w:val="1B1D1C"/>
+          <w:sz w:val="27"/>
+        </w:rPr>
+        <w:t>6c · The four models, tuned on log-loss</w:t>
+      </w:r>
+    </w:p>
+    <w:tbl>
+      <w:tblPr>
+        <w:tblStyle w:val="TableGrid"/>
+        <w:tblW w:type="auto" w:w="0"/>
+        <w:jc w:val="center"/>
+        <w:tblLook w:firstColumn="1" w:firstRow="1" w:lastColumn="0" w:lastRow="0" w:noHBand="0" w:noVBand="1" w:val="04A0"/>
+      </w:tblPr>
+      <w:tblGrid>
+        <w:gridCol w:w="1378"/>
+        <w:gridCol w:w="1378"/>
+        <w:gridCol w:w="1378"/>
+        <w:gridCol w:w="1378"/>
+        <w:gridCol w:w="1378"/>
+        <w:gridCol w:w="1378"/>
+        <w:gridCol w:w="1378"/>
+      </w:tblGrid>
+      <w:tr>
+        <w:tc>
+          <w:tcPr>
+            <w:tcW w:type="dxa" w:w="1378"/>
+            <w:shd w:val="clear" w:fill="EEEEEA"/>
+          </w:tcPr>
+          <w:p>
+            <w:r/>
+            <w:r>
+              <w:rPr>
+                <w:b/>
+                <w:color w:val="1B1D1C"/>
+                <w:sz w:val="19"/>
+              </w:rPr>
+              <w:t>Model</w:t>
+            </w:r>
+          </w:p>
+        </w:tc>
+        <w:tc>
+          <w:tcPr>
+            <w:tcW w:type="dxa" w:w="1378"/>
+            <w:shd w:val="clear" w:fill="EEEEEA"/>
+          </w:tcPr>
+          <w:p>
+            <w:r/>
+            <w:r>
+              <w:rPr>
+                <w:b/>
+                <w:color w:val="1B1D1C"/>
+                <w:sz w:val="19"/>
+              </w:rPr>
+              <w:t>α</w:t>
+            </w:r>
+          </w:p>
+        </w:tc>
+        <w:tc>
+          <w:tcPr>
+            <w:tcW w:type="dxa" w:w="1378"/>
+            <w:shd w:val="clear" w:fill="EEEEEA"/>
+          </w:tcPr>
+          <w:p>
+            <w:r/>
+            <w:r>
+              <w:rPr>
+                <w:b/>
+                <w:color w:val="1B1D1C"/>
+                <w:sz w:val="19"/>
+              </w:rPr>
+              <w:t>Test log-loss</w:t>
+            </w:r>
+          </w:p>
+        </w:tc>
+        <w:tc>
+          <w:tcPr>
+            <w:tcW w:type="dxa" w:w="1378"/>
+            <w:shd w:val="clear" w:fill="EEEEEA"/>
+          </w:tcPr>
+          <w:p>
+            <w:r/>
+            <w:r>
+              <w:rPr>
+                <w:b/>
+                <w:color w:val="1B1D1C"/>
+                <w:sz w:val="19"/>
+              </w:rPr>
+              <w:t>Test AUC</w:t>
+            </w:r>
+          </w:p>
+        </w:tc>
+        <w:tc>
+          <w:tcPr>
+            <w:tcW w:type="dxa" w:w="1378"/>
+            <w:shd w:val="clear" w:fill="EEEEEA"/>
+          </w:tcPr>
+          <w:p>
+            <w:r/>
+            <w:r>
+              <w:rPr>
+                <w:b/>
+                <w:color w:val="1B1D1C"/>
+                <w:sz w:val="19"/>
+              </w:rPr>
+              <w:t>Accuracy</w:t>
+            </w:r>
+          </w:p>
+        </w:tc>
+        <w:tc>
+          <w:tcPr>
+            <w:tcW w:type="dxa" w:w="1378"/>
+            <w:shd w:val="clear" w:fill="EEEEEA"/>
+          </w:tcPr>
+          <w:p>
+            <w:r/>
+            <w:r>
+              <w:rPr>
+                <w:b/>
+                <w:color w:val="1B1D1C"/>
+                <w:sz w:val="19"/>
+              </w:rPr>
+              <w:t>Non-zero</w:t>
+            </w:r>
+          </w:p>
+        </w:tc>
+        <w:tc>
+          <w:tcPr>
+            <w:tcW w:type="dxa" w:w="1378"/>
+            <w:shd w:val="clear" w:fill="EEEEEA"/>
+          </w:tcPr>
+          <w:p>
+            <w:r/>
+            <w:r>
+              <w:rPr>
+                <w:b/>
+                <w:color w:val="1B1D1C"/>
+                <w:sz w:val="19"/>
+              </w:rPr>
+              <w:t>Dropped</w:t>
+            </w:r>
+          </w:p>
+        </w:tc>
+      </w:tr>
+      <w:tr>
+        <w:tc>
+          <w:tcPr>
+            <w:tcW w:type="dxa" w:w="1378"/>
+          </w:tcPr>
+          <w:p>
+            <w:r/>
+            <w:r>
+              <w:rPr>
+                <w:color w:val="1B1D1C"/>
+                <w:sz w:val="19"/>
+              </w:rPr>
+              <w:t>no penalty</w:t>
+            </w:r>
+          </w:p>
+        </w:tc>
+        <w:tc>
+          <w:tcPr>
+            <w:tcW w:type="dxa" w:w="1378"/>
+          </w:tcPr>
+          <w:p>
+            <w:r/>
+            <w:r>
+              <w:rPr>
+                <w:color w:val="1B1D1C"/>
+                <w:sz w:val="19"/>
+              </w:rPr>
+              <w:t>—</w:t>
+            </w:r>
+          </w:p>
+        </w:tc>
+        <w:tc>
+          <w:tcPr>
+            <w:tcW w:type="dxa" w:w="1378"/>
+          </w:tcPr>
+          <w:p>
+            <w:r/>
+            <w:r>
+              <w:rPr>
+                <w:color w:val="1B1D1C"/>
+                <w:sz w:val="19"/>
+              </w:rPr>
+              <w:t>0.2885</w:t>
+            </w:r>
+          </w:p>
+        </w:tc>
+        <w:tc>
+          <w:tcPr>
+            <w:tcW w:type="dxa" w:w="1378"/>
+          </w:tcPr>
+          <w:p>
+            <w:r/>
+            <w:r>
+              <w:rPr>
+                <w:color w:val="1B1D1C"/>
+                <w:sz w:val="19"/>
+              </w:rPr>
+              <w:t>0.9798</w:t>
+            </w:r>
+          </w:p>
+        </w:tc>
+        <w:tc>
+          <w:tcPr>
+            <w:tcW w:type="dxa" w:w="1378"/>
+          </w:tcPr>
+          <w:p>
+            <w:r/>
+            <w:r>
+              <w:rPr>
+                <w:color w:val="1B1D1C"/>
+                <w:sz w:val="19"/>
+              </w:rPr>
+              <w:t>90.0%</w:t>
+            </w:r>
+          </w:p>
+        </w:tc>
+        <w:tc>
+          <w:tcPr>
+            <w:tcW w:type="dxa" w:w="1378"/>
+          </w:tcPr>
+          <w:p>
+            <w:r/>
+            <w:r>
+              <w:rPr>
+                <w:color w:val="1B1D1C"/>
+                <w:sz w:val="19"/>
+              </w:rPr>
+              <w:t>9/9</w:t>
+            </w:r>
+          </w:p>
+        </w:tc>
+        <w:tc>
+          <w:tcPr>
+            <w:tcW w:type="dxa" w:w="1378"/>
+          </w:tcPr>
+          <w:p>
+            <w:r/>
+            <w:r>
+              <w:rPr>
+                <w:color w:val="1B1D1C"/>
+                <w:sz w:val="19"/>
+              </w:rPr>
+              <w:t>—</w:t>
+            </w:r>
+          </w:p>
+        </w:tc>
+      </w:tr>
+      <w:tr>
+        <w:tc>
+          <w:tcPr>
+            <w:tcW w:type="dxa" w:w="1378"/>
+          </w:tcPr>
+          <w:p>
+            <w:r/>
+            <w:r>
+              <w:rPr>
+                <w:color w:val="1B1D1C"/>
+                <w:sz w:val="19"/>
+              </w:rPr>
+              <w:t>l2</w:t>
+            </w:r>
+          </w:p>
+        </w:tc>
+        <w:tc>
+          <w:tcPr>
+            <w:tcW w:type="dxa" w:w="1378"/>
+          </w:tcPr>
+          <w:p>
+            <w:r/>
+            <w:r>
+              <w:rPr>
+                <w:color w:val="1B1D1C"/>
+                <w:sz w:val="19"/>
+              </w:rPr>
+              <w:t>0.00375</w:t>
+            </w:r>
+          </w:p>
+        </w:tc>
+        <w:tc>
+          <w:tcPr>
+            <w:tcW w:type="dxa" w:w="1378"/>
+          </w:tcPr>
+          <w:p>
+            <w:r/>
+            <w:r>
+              <w:rPr>
+                <w:color w:val="1B1D1C"/>
+                <w:sz w:val="19"/>
+              </w:rPr>
+              <w:t>0.1723</w:t>
+            </w:r>
+          </w:p>
+        </w:tc>
+        <w:tc>
+          <w:tcPr>
+            <w:tcW w:type="dxa" w:w="1378"/>
+          </w:tcPr>
+          <w:p>
+            <w:r/>
+            <w:r>
+              <w:rPr>
+                <w:color w:val="1B1D1C"/>
+                <w:sz w:val="19"/>
+              </w:rPr>
+              <w:t>0.9798</w:t>
+            </w:r>
+          </w:p>
+        </w:tc>
+        <w:tc>
+          <w:tcPr>
+            <w:tcW w:type="dxa" w:w="1378"/>
+          </w:tcPr>
+          <w:p>
+            <w:r/>
+            <w:r>
+              <w:rPr>
+                <w:color w:val="1B1D1C"/>
+                <w:sz w:val="19"/>
+              </w:rPr>
+              <w:t>92.0%</w:t>
+            </w:r>
+          </w:p>
+        </w:tc>
+        <w:tc>
+          <w:tcPr>
+            <w:tcW w:type="dxa" w:w="1378"/>
+          </w:tcPr>
+          <w:p>
+            <w:r/>
+            <w:r>
+              <w:rPr>
+                <w:color w:val="1B1D1C"/>
+                <w:sz w:val="19"/>
+              </w:rPr>
+              <w:t>9/9</w:t>
+            </w:r>
+          </w:p>
+        </w:tc>
+        <w:tc>
+          <w:tcPr>
+            <w:tcW w:type="dxa" w:w="1378"/>
+          </w:tcPr>
+          <w:p>
+            <w:r/>
+            <w:r>
+              <w:rPr>
+                <w:color w:val="1B1D1C"/>
+                <w:sz w:val="19"/>
+              </w:rPr>
+              <w:t>—</w:t>
+            </w:r>
+          </w:p>
+        </w:tc>
+      </w:tr>
+      <w:tr>
+        <w:tc>
+          <w:tcPr>
+            <w:tcW w:type="dxa" w:w="1378"/>
+          </w:tcPr>
+          <w:p>
+            <w:r/>
+            <w:r>
+              <w:rPr>
+                <w:color w:val="1B1D1C"/>
+                <w:sz w:val="19"/>
+              </w:rPr>
+              <w:t>l1</w:t>
+            </w:r>
+          </w:p>
+        </w:tc>
+        <w:tc>
+          <w:tcPr>
+            <w:tcW w:type="dxa" w:w="1378"/>
+          </w:tcPr>
+          <w:p>
+            <w:r/>
+            <w:r>
+              <w:rPr>
+                <w:color w:val="1B1D1C"/>
+                <w:sz w:val="19"/>
+              </w:rPr>
+              <w:t>0.01010</w:t>
+            </w:r>
+          </w:p>
+        </w:tc>
+        <w:tc>
+          <w:tcPr>
+            <w:tcW w:type="dxa" w:w="1378"/>
+          </w:tcPr>
+          <w:p>
+            <w:r/>
+            <w:r>
+              <w:rPr>
+                <w:color w:val="1B1D1C"/>
+                <w:sz w:val="19"/>
+              </w:rPr>
+              <w:t>0.2146</w:t>
+            </w:r>
+          </w:p>
+        </w:tc>
+        <w:tc>
+          <w:tcPr>
+            <w:tcW w:type="dxa" w:w="1378"/>
+          </w:tcPr>
+          <w:p>
+            <w:r/>
+            <w:r>
+              <w:rPr>
+                <w:color w:val="1B1D1C"/>
+                <w:sz w:val="19"/>
+              </w:rPr>
+              <w:t>0.9706</w:t>
+            </w:r>
+          </w:p>
+        </w:tc>
+        <w:tc>
+          <w:tcPr>
+            <w:tcW w:type="dxa" w:w="1378"/>
+          </w:tcPr>
+          <w:p>
+            <w:r/>
+            <w:r>
+              <w:rPr>
+                <w:color w:val="1B1D1C"/>
+                <w:sz w:val="19"/>
+              </w:rPr>
+              <w:t>88.0%</w:t>
+            </w:r>
+          </w:p>
+        </w:tc>
+        <w:tc>
+          <w:tcPr>
+            <w:tcW w:type="dxa" w:w="1378"/>
+          </w:tcPr>
+          <w:p>
+            <w:r/>
+            <w:r>
+              <w:rPr>
+                <w:color w:val="1B1D1C"/>
+                <w:sz w:val="19"/>
+              </w:rPr>
+              <w:t>5/9</w:t>
+            </w:r>
+          </w:p>
+        </w:tc>
+        <w:tc>
+          <w:tcPr>
+            <w:tcW w:type="dxa" w:w="1378"/>
+          </w:tcPr>
+          <w:p>
+            <w:r/>
+            <w:r>
+              <w:rPr>
+                <w:rFonts w:ascii="Consolas" w:hAnsi="Consolas"/>
+                <w:color w:val="2A4D43"/>
+                <w:sz w:val="17"/>
+              </w:rPr>
+              <w:t>is_rain</w:t>
+            </w:r>
+            <w:r>
+              <w:rPr>
+                <w:color w:val="1B1D1C"/>
+                <w:sz w:val="19"/>
+              </w:rPr>
+              <w:t xml:space="preserve">, </w:t>
+            </w:r>
+            <w:r>
+              <w:rPr>
+                <w:rFonts w:ascii="Consolas" w:hAnsi="Consolas"/>
+                <w:color w:val="2A4D43"/>
+                <w:sz w:val="17"/>
+              </w:rPr>
+              <w:t>drivers_avail</w:t>
+            </w:r>
+            <w:r>
+              <w:rPr>
+                <w:color w:val="1B1D1C"/>
+                <w:sz w:val="19"/>
+              </w:rPr>
+              <w:t xml:space="preserve">, </w:t>
+            </w:r>
+            <w:r>
+              <w:rPr>
+                <w:rFonts w:ascii="Consolas" w:hAnsi="Consolas"/>
+                <w:color w:val="2A4D43"/>
+                <w:sz w:val="17"/>
+              </w:rPr>
+              <w:t>is_weekend</w:t>
+            </w:r>
+            <w:r>
+              <w:rPr>
+                <w:color w:val="1B1D1C"/>
+                <w:sz w:val="19"/>
+              </w:rPr>
+              <w:t xml:space="preserve">, </w:t>
+            </w:r>
+            <w:r>
+              <w:rPr>
+                <w:rFonts w:ascii="Consolas" w:hAnsi="Consolas"/>
+                <w:color w:val="2A4D43"/>
+                <w:sz w:val="17"/>
+              </w:rPr>
+              <w:t>is_bad_weather</w:t>
+            </w:r>
+          </w:p>
+        </w:tc>
+      </w:tr>
+      <w:tr>
+        <w:tc>
+          <w:tcPr>
+            <w:tcW w:type="dxa" w:w="1378"/>
+          </w:tcPr>
+          <w:p>
+            <w:r/>
+            <w:r>
+              <w:rPr>
+                <w:color w:val="1B1D1C"/>
+                <w:sz w:val="19"/>
+              </w:rPr>
+              <w:t>elastic</w:t>
+            </w:r>
+          </w:p>
+        </w:tc>
+        <w:tc>
+          <w:tcPr>
+            <w:tcW w:type="dxa" w:w="1378"/>
+          </w:tcPr>
+          <w:p>
+            <w:r/>
+            <w:r>
+              <w:rPr>
+                <w:color w:val="1B1D1C"/>
+                <w:sz w:val="19"/>
+              </w:rPr>
+              <w:t>0.00726</w:t>
+            </w:r>
+          </w:p>
+        </w:tc>
+        <w:tc>
+          <w:tcPr>
+            <w:tcW w:type="dxa" w:w="1378"/>
+          </w:tcPr>
+          <w:p>
+            <w:r/>
+            <w:r>
+              <w:rPr>
+                <w:color w:val="1B1D1C"/>
+                <w:sz w:val="19"/>
+              </w:rPr>
+              <w:t>0.1763</w:t>
+            </w:r>
+          </w:p>
+        </w:tc>
+        <w:tc>
+          <w:tcPr>
+            <w:tcW w:type="dxa" w:w="1378"/>
+          </w:tcPr>
+          <w:p>
+            <w:r/>
+            <w:r>
+              <w:rPr>
+                <w:color w:val="1B1D1C"/>
+                <w:sz w:val="19"/>
+              </w:rPr>
+              <w:t>0.9798</w:t>
+            </w:r>
+          </w:p>
+        </w:tc>
+        <w:tc>
+          <w:tcPr>
+            <w:tcW w:type="dxa" w:w="1378"/>
+          </w:tcPr>
+          <w:p>
+            <w:r/>
+            <w:r>
+              <w:rPr>
+                <w:color w:val="1B1D1C"/>
+                <w:sz w:val="19"/>
+              </w:rPr>
+              <w:t>92.0%</w:t>
+            </w:r>
+          </w:p>
+        </w:tc>
+        <w:tc>
+          <w:tcPr>
+            <w:tcW w:type="dxa" w:w="1378"/>
+          </w:tcPr>
+          <w:p>
+            <w:r/>
+            <w:r>
+              <w:rPr>
+                <w:color w:val="1B1D1C"/>
+                <w:sz w:val="19"/>
+              </w:rPr>
+              <w:t>8/9</w:t>
+            </w:r>
+          </w:p>
+        </w:tc>
+        <w:tc>
+          <w:tcPr>
+            <w:tcW w:type="dxa" w:w="1378"/>
+          </w:tcPr>
+          <w:p>
+            <w:r/>
+            <w:r>
+              <w:rPr>
+                <w:rFonts w:ascii="Consolas" w:hAnsi="Consolas"/>
+                <w:color w:val="2A4D43"/>
+                <w:sz w:val="17"/>
+              </w:rPr>
+              <w:t>is_bad_weather</w:t>
+            </w:r>
+          </w:p>
+        </w:tc>
+      </w:tr>
+    </w:tbl>
+    <w:p>
+      <w:pPr>
+        <w:spacing w:after="80"/>
+      </w:pPr>
+    </w:p>
+    <w:p>
+      <w:r>
+        <w:rPr>
+          <w:color w:val="1B1D1C"/>
+          <w:sz w:val="21"/>
+        </w:rPr>
+        <w:t>Base rate on the test split is 68.0%, so an accuracy of 92.0% is a real improvement — but note how small the margin is, and that accuracy is the least informative column in the table.</w:t>
+      </w:r>
+    </w:p>
+    <w:p>
+      <w:r>
+        <w:rPr>
+          <w:b/>
+          <w:color w:val="1B1D1C"/>
+          <w:sz w:val="21"/>
+        </w:rPr>
+        <w:t>ℓ₁ elimination order:</w:t>
+      </w:r>
+      <w:r>
+        <w:rPr>
+          <w:color w:val="1B1D1C"/>
+          <w:sz w:val="21"/>
+        </w:rPr>
+        <w:t xml:space="preserve"> </w:t>
+      </w:r>
+      <w:r>
+        <w:rPr>
+          <w:rFonts w:ascii="Consolas" w:hAnsi="Consolas"/>
+          <w:color w:val="2A4D43"/>
+          <w:sz w:val="19"/>
+        </w:rPr>
+        <w:t>is_bad_weather</w:t>
+      </w:r>
+      <w:r>
+        <w:rPr>
+          <w:color w:val="1B1D1C"/>
+          <w:sz w:val="21"/>
+        </w:rPr>
+        <w:t xml:space="preserve"> → </w:t>
+      </w:r>
+      <w:r>
+        <w:rPr>
+          <w:rFonts w:ascii="Consolas" w:hAnsi="Consolas"/>
+          <w:color w:val="2A4D43"/>
+          <w:sz w:val="19"/>
+        </w:rPr>
+        <w:t>drivers_avail</w:t>
+      </w:r>
+      <w:r>
+        <w:rPr>
+          <w:color w:val="1B1D1C"/>
+          <w:sz w:val="21"/>
+        </w:rPr>
+        <w:t xml:space="preserve"> → </w:t>
+      </w:r>
+      <w:r>
+        <w:rPr>
+          <w:rFonts w:ascii="Consolas" w:hAnsi="Consolas"/>
+          <w:color w:val="2A4D43"/>
+          <w:sz w:val="19"/>
+        </w:rPr>
+        <w:t>is_rain</w:t>
+      </w:r>
+      <w:r>
+        <w:rPr>
+          <w:color w:val="1B1D1C"/>
+          <w:sz w:val="21"/>
+        </w:rPr>
+        <w:t xml:space="preserve"> → </w:t>
+      </w:r>
+      <w:r>
+        <w:rPr>
+          <w:rFonts w:ascii="Consolas" w:hAnsi="Consolas"/>
+          <w:color w:val="2A4D43"/>
+          <w:sz w:val="19"/>
+        </w:rPr>
+        <w:t>is_weekend</w:t>
+      </w:r>
+      <w:r>
+        <w:rPr>
+          <w:color w:val="1B1D1C"/>
+          <w:sz w:val="21"/>
+        </w:rPr>
+        <w:t xml:space="preserve"> → </w:t>
+      </w:r>
+      <w:r>
+        <w:rPr>
+          <w:rFonts w:ascii="Consolas" w:hAnsi="Consolas"/>
+          <w:color w:val="2A4D43"/>
+          <w:sz w:val="19"/>
+        </w:rPr>
+        <w:t>is_airport</w:t>
+      </w:r>
+      <w:r>
+        <w:rPr>
+          <w:color w:val="1B1D1C"/>
+          <w:sz w:val="21"/>
+        </w:rPr>
+        <w:t xml:space="preserve"> → </w:t>
+      </w:r>
+      <w:r>
+        <w:rPr>
+          <w:rFonts w:ascii="Consolas" w:hAnsi="Consolas"/>
+          <w:color w:val="2A4D43"/>
+          <w:sz w:val="19"/>
+        </w:rPr>
+        <w:t>is_event</w:t>
+      </w:r>
+      <w:r>
+        <w:rPr>
+          <w:color w:val="1B1D1C"/>
+          <w:sz w:val="21"/>
+        </w:rPr>
+        <w:t xml:space="preserve"> → </w:t>
+      </w:r>
+      <w:r>
+        <w:rPr>
+          <w:rFonts w:ascii="Consolas" w:hAnsi="Consolas"/>
+          <w:color w:val="2A4D43"/>
+          <w:sz w:val="19"/>
+        </w:rPr>
+        <w:t>open_requests</w:t>
+      </w:r>
+      <w:r>
+        <w:rPr>
+          <w:color w:val="1B1D1C"/>
+          <w:sz w:val="21"/>
+        </w:rPr>
+        <w:t xml:space="preserve"> → </w:t>
+      </w:r>
+      <w:r>
+        <w:rPr>
+          <w:rFonts w:ascii="Consolas" w:hAnsi="Consolas"/>
+          <w:color w:val="2A4D43"/>
+          <w:sz w:val="19"/>
+        </w:rPr>
+        <w:t>is_peak</w:t>
+      </w:r>
+      <w:r>
+        <w:rPr>
+          <w:color w:val="1B1D1C"/>
+          <w:sz w:val="21"/>
+        </w:rPr>
+        <w:t xml:space="preserve"> → </w:t>
+      </w:r>
+      <w:r>
+        <w:rPr>
+          <w:rFonts w:ascii="Consolas" w:hAnsi="Consolas"/>
+          <w:color w:val="2A4D43"/>
+          <w:sz w:val="19"/>
+        </w:rPr>
+        <w:t>traffic_speed</w:t>
+      </w:r>
+      <w:r>
+        <w:rPr>
+          <w:color w:val="1B1D1C"/>
+          <w:sz w:val="21"/>
+        </w:rPr>
+        <w:t>.</w:t>
+      </w:r>
+    </w:p>
+    <w:tbl>
+      <w:tblPr>
+        <w:tblStyle w:val="TableGrid"/>
+        <w:tblW w:type="auto" w:w="0"/>
+        <w:tblLook w:firstColumn="1" w:firstRow="1" w:lastColumn="0" w:lastRow="0" w:noHBand="0" w:noVBand="1" w:val="04A0"/>
+      </w:tblPr>
+      <w:tblGrid>
+        <w:gridCol w:w="9648"/>
+      </w:tblGrid>
+      <w:tr>
+        <w:tc>
+          <w:tcPr>
+            <w:tcW w:type="dxa" w:w="9648"/>
+            <w:shd w:val="clear" w:fill="e3f1ec"/>
+          </w:tcPr>
+          <w:p>
+            <w:pPr>
+              <w:spacing w:after="40"/>
+            </w:pPr>
+            <w:r/>
+            <w:r>
+              <w:rPr>
+                <w:b/>
+                <w:color w:val="1F6F5C"/>
+                <w:sz w:val="17"/>
+              </w:rPr>
+              <w:t>6C STEP 2 · THE ANSWER STUDENTS WILL GET WRONG</w:t>
+            </w:r>
+          </w:p>
+          <w:p>
+            <w:r>
+              <w:rPr>
+                <w:color w:val="1B1D1C"/>
+                <w:sz w:val="20"/>
+              </w:rPr>
+              <w:t xml:space="preserve">Most will predict </w:t>
+            </w:r>
+            <w:r>
+              <w:rPr>
+                <w:rFonts w:ascii="Consolas" w:hAnsi="Consolas"/>
+                <w:color w:val="2A4D43"/>
+                <w:sz w:val="18"/>
+              </w:rPr>
+              <w:t>is_weekend</w:t>
+            </w:r>
+            <w:r>
+              <w:rPr>
+                <w:color w:val="1B1D1C"/>
+                <w:sz w:val="20"/>
+              </w:rPr>
+              <w:t xml:space="preserve"> dies first, because it did in the regression and its true effect is exactly zero. It does not. The redundant weather features go first, because </w:t>
+            </w:r>
+            <w:r>
+              <w:rPr>
+                <w:rFonts w:ascii="Consolas" w:hAnsi="Consolas"/>
+                <w:color w:val="2A4D43"/>
+                <w:sz w:val="18"/>
+              </w:rPr>
+              <w:t>traffic_speed</w:t>
+            </w:r>
+            <w:r>
+              <w:rPr>
+                <w:color w:val="1B1D1C"/>
+                <w:sz w:val="20"/>
+              </w:rPr>
+              <w:t xml:space="preserve"> already carries their information and ℓ₁ will not pay for it twice. Full marks for recognising that an ℓ₁ ordering ranks </w:t>
+            </w:r>
+            <w:r>
+              <w:rPr>
+                <w:b/>
+                <w:color w:val="1B1D1C"/>
+                <w:sz w:val="20"/>
+              </w:rPr>
+              <w:t>marginal usefulness given the other features</w:t>
+            </w:r>
+            <w:r>
+              <w:rPr>
+                <w:color w:val="1B1D1C"/>
+                <w:sz w:val="20"/>
+              </w:rPr>
+              <w:t>, not true importance — the selection-instability caveat from Theory §5.3 in a new guise. Partial marks for noticing the discrepancy without explaining it.</w:t>
+            </w:r>
+          </w:p>
+        </w:tc>
+      </w:tr>
+    </w:tbl>
+    <w:p>
+      <w:pPr>
+        <w:spacing w:after="80"/>
+      </w:pPr>
+    </w:p>
+    <w:p>
+      <w:pPr>
+        <w:keepNext/>
+        <w:spacing w:before="320" w:after="100"/>
+      </w:pPr>
+      <w:r>
+        <w:rPr>
+          <w:b/>
+          <w:color w:val="1B1D1C"/>
+          <w:sz w:val="27"/>
+        </w:rPr>
+        <w:t>6d · Threshold under a 4:1 cost ratio</w:t>
+      </w:r>
+    </w:p>
+    <w:p>
+      <w:r>
+        <w:rPr>
+          <w:color w:val="1B1D1C"/>
+          <w:sz w:val="21"/>
+        </w:rPr>
+        <w:t xml:space="preserve">With a missed alert costing four times a false alarm, the cost-minimising threshold sits </w:t>
+      </w:r>
+      <w:r>
+        <w:rPr>
+          <w:b/>
+          <w:color w:val="1B1D1C"/>
+          <w:sz w:val="21"/>
+        </w:rPr>
+        <w:t>below</w:t>
+      </w:r>
+      <w:r>
+        <w:rPr>
+          <w:color w:val="1B1D1C"/>
+          <w:sz w:val="21"/>
+        </w:rPr>
+        <w:t xml:space="preserve"> 0.5 — the model should alert more readily than a coin-flip cutoff. The exact value depends on the fitted model; anything in the region of 0.1–0.3 with correct arithmetic is right. What matters is the observation that </w:t>
+      </w:r>
+      <w:r>
+        <w:rPr>
+          <w:b/>
+          <w:color w:val="1B1D1C"/>
+          <w:sz w:val="21"/>
+        </w:rPr>
+        <w:t>no coefficient changed</w:t>
+      </w:r>
+      <w:r>
+        <w:rPr>
+          <w:color w:val="1B1D1C"/>
+          <w:sz w:val="21"/>
+        </w:rPr>
+        <w:t xml:space="preserve"> when the threshold moved: it is a policy parameter, and belongs beside the ₹150 cap from Task 5.</w:t>
+      </w:r>
+    </w:p>
+    <w:p>
+      <w:pPr>
+        <w:keepNext/>
+        <w:spacing w:before="320" w:after="100"/>
+      </w:pPr>
+      <w:r>
+        <w:rPr>
+          <w:b/>
+          <w:color w:val="1B1D1C"/>
+          <w:sz w:val="27"/>
+        </w:rPr>
+        <w:t>6e · The cost of dichotomising</w:t>
+      </w:r>
+    </w:p>
+    <w:tbl>
+      <w:tblPr>
+        <w:tblStyle w:val="TableGrid"/>
+        <w:tblW w:type="auto" w:w="0"/>
+        <w:jc w:val="center"/>
+        <w:tblLook w:firstColumn="1" w:firstRow="1" w:lastColumn="0" w:lastRow="0" w:noHBand="0" w:noVBand="1" w:val="04A0"/>
+      </w:tblPr>
+      <w:tblGrid>
+        <w:gridCol w:w="3216"/>
+        <w:gridCol w:w="3216"/>
+        <w:gridCol w:w="3216"/>
+      </w:tblGrid>
+      <w:tr>
+        <w:tc>
+          <w:tcPr>
+            <w:tcW w:type="dxa" w:w="3216"/>
+            <w:shd w:val="clear" w:fill="EEEEEA"/>
+          </w:tcPr>
+          <w:p>
+            <w:r/>
+            <w:r>
+              <w:rPr>
+                <w:b/>
+                <w:color w:val="1B1D1C"/>
+                <w:sz w:val="19"/>
+              </w:rPr>
+              <w:t>Approach</w:t>
+            </w:r>
+          </w:p>
+        </w:tc>
+        <w:tc>
+          <w:tcPr>
+            <w:tcW w:type="dxa" w:w="3216"/>
+            <w:shd w:val="clear" w:fill="EEEEEA"/>
+          </w:tcPr>
+          <w:p>
+            <w:r/>
+            <w:r>
+              <w:rPr>
+                <w:b/>
+                <w:color w:val="1B1D1C"/>
+                <w:sz w:val="19"/>
+              </w:rPr>
+              <w:t>Accuracy</w:t>
+            </w:r>
+          </w:p>
+        </w:tc>
+        <w:tc>
+          <w:tcPr>
+            <w:tcW w:type="dxa" w:w="3216"/>
+            <w:shd w:val="clear" w:fill="EEEEEA"/>
+          </w:tcPr>
+          <w:p>
+            <w:r/>
+            <w:r>
+              <w:rPr>
+                <w:b/>
+                <w:color w:val="1B1D1C"/>
+                <w:sz w:val="19"/>
+              </w:rPr>
+              <w:t>AUC</w:t>
+            </w:r>
+          </w:p>
+        </w:tc>
+      </w:tr>
+      <w:tr>
+        <w:tc>
+          <w:tcPr>
+            <w:tcW w:type="dxa" w:w="3216"/>
+          </w:tcPr>
+          <w:p>
+            <w:r/>
+            <w:r>
+              <w:rPr>
+                <w:color w:val="1B1D1C"/>
+                <w:sz w:val="19"/>
+              </w:rPr>
+              <w:t>Best purpose-built classifier</w:t>
+            </w:r>
+          </w:p>
+        </w:tc>
+        <w:tc>
+          <w:tcPr>
+            <w:tcW w:type="dxa" w:w="3216"/>
+          </w:tcPr>
+          <w:p>
+            <w:r/>
+            <w:r>
+              <w:rPr>
+                <w:color w:val="1B1D1C"/>
+                <w:sz w:val="19"/>
+              </w:rPr>
+              <w:t>92.0%</w:t>
+            </w:r>
+          </w:p>
+        </w:tc>
+        <w:tc>
+          <w:tcPr>
+            <w:tcW w:type="dxa" w:w="3216"/>
+          </w:tcPr>
+          <w:p>
+            <w:r/>
+            <w:r>
+              <w:rPr>
+                <w:color w:val="1B1D1C"/>
+                <w:sz w:val="19"/>
+              </w:rPr>
+              <w:t>0.9798</w:t>
+            </w:r>
+          </w:p>
+        </w:tc>
+      </w:tr>
+      <w:tr>
+        <w:tc>
+          <w:tcPr>
+            <w:tcW w:type="dxa" w:w="3216"/>
+          </w:tcPr>
+          <w:p>
+            <w:r/>
+            <w:r>
+              <w:rPr>
+                <w:color w:val="1B1D1C"/>
+                <w:sz w:val="19"/>
+              </w:rPr>
+              <w:t>Ridge in rupees, then cut at ₹100</w:t>
+            </w:r>
+          </w:p>
+        </w:tc>
+        <w:tc>
+          <w:tcPr>
+            <w:tcW w:type="dxa" w:w="3216"/>
+          </w:tcPr>
+          <w:p>
+            <w:r/>
+            <w:r>
+              <w:rPr>
+                <w:color w:val="1B1D1C"/>
+                <w:sz w:val="19"/>
+              </w:rPr>
+              <w:t>94.0%</w:t>
+            </w:r>
+          </w:p>
+        </w:tc>
+        <w:tc>
+          <w:tcPr>
+            <w:tcW w:type="dxa" w:w="3216"/>
+          </w:tcPr>
+          <w:p>
+            <w:r/>
+            <w:r>
+              <w:rPr>
+                <w:color w:val="1B1D1C"/>
+                <w:sz w:val="19"/>
+              </w:rPr>
+              <w:t>0.9890</w:t>
+            </w:r>
+          </w:p>
+        </w:tc>
+      </w:tr>
+    </w:tbl>
+    <w:p>
+      <w:pPr>
+        <w:spacing w:after="80"/>
+      </w:pPr>
+    </w:p>
+    <w:tbl>
+      <w:tblPr>
+        <w:tblStyle w:val="TableGrid"/>
+        <w:tblW w:type="auto" w:w="0"/>
+        <w:tblLook w:firstColumn="1" w:firstRow="1" w:lastColumn="0" w:lastRow="0" w:noHBand="0" w:noVBand="1" w:val="04A0"/>
+      </w:tblPr>
+      <w:tblGrid>
+        <w:gridCol w:w="9648"/>
+      </w:tblGrid>
+      <w:tr>
+        <w:tc>
+          <w:tcPr>
+            <w:tcW w:type="dxa" w:w="9648"/>
+            <w:shd w:val="clear" w:fill="fae7ea"/>
+          </w:tcPr>
+          <w:p>
+            <w:pPr>
+              <w:spacing w:after="40"/>
+            </w:pPr>
+            <w:r/>
+            <w:r>
+              <w:rPr>
+                <w:b/>
+                <w:color w:val="B03A52"/>
+                <w:sz w:val="17"/>
+              </w:rPr>
+              <w:t>THE EXPECTED — AND UNCOMFORTABLE — FINDING</w:t>
+            </w:r>
+          </w:p>
+          <w:p>
+            <w:r>
+              <w:rPr>
+                <w:color w:val="1B1D1C"/>
+                <w:sz w:val="20"/>
+              </w:rPr>
+              <w:t xml:space="preserve">Predicting the surge in rupees and thresholding the prediction reaches </w:t>
+            </w:r>
+            <w:r>
+              <w:rPr>
+                <w:b/>
+                <w:color w:val="1B1D1C"/>
+                <w:sz w:val="20"/>
+              </w:rPr>
+              <w:t>94% accuracy and 0.989 AUC</w:t>
+            </w:r>
+            <w:r>
+              <w:rPr>
+                <w:color w:val="1B1D1C"/>
+                <w:sz w:val="20"/>
+              </w:rPr>
+              <w:t xml:space="preserve">, against the best classifier's 0.980. The regression wins, and it also reports </w:t>
+            </w:r>
+            <w:r>
+              <w:rPr>
+                <w:i/>
+                <w:color w:val="1B1D1C"/>
+                <w:sz w:val="20"/>
+              </w:rPr>
+              <w:t>how far</w:t>
+            </w:r>
+            <w:r>
+              <w:rPr>
+                <w:color w:val="1B1D1C"/>
+                <w:sz w:val="20"/>
+              </w:rPr>
+              <w:t xml:space="preserve"> above the cut each cell sits, which the classifier discarded. Dichotomising the target cost resolution and bought nothing.</w:t>
+              <w:br/>
+              <w:br/>
+              <w:t>Award the marks for stating this plainly. A student who reports it and connects it to the criticism of the hard R/S &gt; 1.5 threshold in Task 5 has understood the module. Penalise any write-up that quietly reports only the classifier results.</w:t>
+            </w:r>
+          </w:p>
+        </w:tc>
+      </w:tr>
+    </w:tbl>
+    <w:p>
+      <w:pPr>
+        <w:spacing w:after="80"/>
+      </w:pPr>
+    </w:p>
+    <w:p>
+      <w:r>
+        <w:rPr>
+          <w:color w:val="1B1D1C"/>
+          <w:sz w:val="21"/>
+        </w:rPr>
+        <w:t xml:space="preserve">For reference, the two ℓ₁ fits select different feature sets: the regression keeps </w:t>
+      </w:r>
+      <w:r>
+        <w:rPr>
+          <w:rFonts w:ascii="Consolas" w:hAnsi="Consolas"/>
+          <w:color w:val="2A4D43"/>
+          <w:sz w:val="19"/>
+        </w:rPr>
+        <w:t>is_peak</w:t>
+      </w:r>
+      <w:r>
+        <w:rPr>
+          <w:color w:val="1B1D1C"/>
+          <w:sz w:val="21"/>
+        </w:rPr>
+        <w:t xml:space="preserve">, </w:t>
+      </w:r>
+      <w:r>
+        <w:rPr>
+          <w:rFonts w:ascii="Consolas" w:hAnsi="Consolas"/>
+          <w:color w:val="2A4D43"/>
+          <w:sz w:val="19"/>
+        </w:rPr>
+        <w:t>is_rain</w:t>
+      </w:r>
+      <w:r>
+        <w:rPr>
+          <w:color w:val="1B1D1C"/>
+          <w:sz w:val="21"/>
+        </w:rPr>
+        <w:t xml:space="preserve">, </w:t>
+      </w:r>
+      <w:r>
+        <w:rPr>
+          <w:rFonts w:ascii="Consolas" w:hAnsi="Consolas"/>
+          <w:color w:val="2A4D43"/>
+          <w:sz w:val="19"/>
+        </w:rPr>
+        <w:t>traffic_speed</w:t>
+      </w:r>
+      <w:r>
+        <w:rPr>
+          <w:color w:val="1B1D1C"/>
+          <w:sz w:val="21"/>
+        </w:rPr>
+        <w:t xml:space="preserve">, </w:t>
+      </w:r>
+      <w:r>
+        <w:rPr>
+          <w:rFonts w:ascii="Consolas" w:hAnsi="Consolas"/>
+          <w:color w:val="2A4D43"/>
+          <w:sz w:val="19"/>
+        </w:rPr>
+        <w:t>drivers_avail</w:t>
+      </w:r>
+      <w:r>
+        <w:rPr>
+          <w:color w:val="1B1D1C"/>
+          <w:sz w:val="21"/>
+        </w:rPr>
+        <w:t xml:space="preserve">, </w:t>
+      </w:r>
+      <w:r>
+        <w:rPr>
+          <w:rFonts w:ascii="Consolas" w:hAnsi="Consolas"/>
+          <w:color w:val="2A4D43"/>
+          <w:sz w:val="19"/>
+        </w:rPr>
+        <w:t>is_event</w:t>
+      </w:r>
+      <w:r>
+        <w:rPr>
+          <w:color w:val="1B1D1C"/>
+          <w:sz w:val="21"/>
+        </w:rPr>
+        <w:t xml:space="preserve">, </w:t>
+      </w:r>
+      <w:r>
+        <w:rPr>
+          <w:rFonts w:ascii="Consolas" w:hAnsi="Consolas"/>
+          <w:color w:val="2A4D43"/>
+          <w:sz w:val="19"/>
+        </w:rPr>
+        <w:t>is_airport</w:t>
+      </w:r>
+      <w:r>
+        <w:rPr>
+          <w:color w:val="1B1D1C"/>
+          <w:sz w:val="21"/>
+        </w:rPr>
+        <w:t xml:space="preserve">, </w:t>
+      </w:r>
+      <w:r>
+        <w:rPr>
+          <w:rFonts w:ascii="Consolas" w:hAnsi="Consolas"/>
+          <w:color w:val="2A4D43"/>
+          <w:sz w:val="19"/>
+        </w:rPr>
+        <w:t>open_requests</w:t>
+      </w:r>
+      <w:r>
+        <w:rPr>
+          <w:color w:val="1B1D1C"/>
+          <w:sz w:val="21"/>
+        </w:rPr>
+        <w:t xml:space="preserve">; the classifier keeps </w:t>
+      </w:r>
+      <w:r>
+        <w:rPr>
+          <w:rFonts w:ascii="Consolas" w:hAnsi="Consolas"/>
+          <w:color w:val="2A4D43"/>
+          <w:sz w:val="19"/>
+        </w:rPr>
+        <w:t>is_peak</w:t>
+      </w:r>
+      <w:r>
+        <w:rPr>
+          <w:color w:val="1B1D1C"/>
+          <w:sz w:val="21"/>
+        </w:rPr>
+        <w:t xml:space="preserve">, </w:t>
+      </w:r>
+      <w:r>
+        <w:rPr>
+          <w:rFonts w:ascii="Consolas" w:hAnsi="Consolas"/>
+          <w:color w:val="2A4D43"/>
+          <w:sz w:val="19"/>
+        </w:rPr>
+        <w:t>traffic_speed</w:t>
+      </w:r>
+      <w:r>
+        <w:rPr>
+          <w:color w:val="1B1D1C"/>
+          <w:sz w:val="21"/>
+        </w:rPr>
+        <w:t xml:space="preserve">, </w:t>
+      </w:r>
+      <w:r>
+        <w:rPr>
+          <w:rFonts w:ascii="Consolas" w:hAnsi="Consolas"/>
+          <w:color w:val="2A4D43"/>
+          <w:sz w:val="19"/>
+        </w:rPr>
+        <w:t>is_event</w:t>
+      </w:r>
+      <w:r>
+        <w:rPr>
+          <w:color w:val="1B1D1C"/>
+          <w:sz w:val="21"/>
+        </w:rPr>
+        <w:t xml:space="preserve">, </w:t>
+      </w:r>
+      <w:r>
+        <w:rPr>
+          <w:rFonts w:ascii="Consolas" w:hAnsi="Consolas"/>
+          <w:color w:val="2A4D43"/>
+          <w:sz w:val="19"/>
+        </w:rPr>
+        <w:t>is_airport</w:t>
+      </w:r>
+      <w:r>
+        <w:rPr>
+          <w:color w:val="1B1D1C"/>
+          <w:sz w:val="21"/>
+        </w:rPr>
+        <w:t xml:space="preserve">, </w:t>
+      </w:r>
+      <w:r>
+        <w:rPr>
+          <w:rFonts w:ascii="Consolas" w:hAnsi="Consolas"/>
+          <w:color w:val="2A4D43"/>
+          <w:sz w:val="19"/>
+        </w:rPr>
+        <w:t>open_requests</w:t>
+      </w:r>
+      <w:r>
+        <w:rPr>
+          <w:color w:val="1B1D1C"/>
+          <w:sz w:val="21"/>
+        </w:rPr>
+        <w:t>.</w:t>
       </w:r>
     </w:p>
     <w:p>
